--- a/docs/team/Οδηγίες_Χρήσης_README.docx
+++ b/docs/team/Οδηγίες_Χρήσης_README.docx
@@ -12,7 +12,7 @@
     </w:p>
     <w:p>
       <w:r>
-        <w:t>Ένα αρχείο HTML που ενημερώνει τις τιμές Panduit στο SAP export με τους κανόνες του RULES V3.2. Το ανοίγεις με διπλό κλικ (ή δεξί κλικ → Άνοιγμα με → Chrome/Edge, όχι σε προεπισκόπηση). Τρέχει μέσα στον browser και δεν στέλνει τίποτα στο διαδίκτυο.</w:t>
+        <w:t>Ένα αρχείο HTML που ενημερώνει τις τιμές Panduit στο SAP export με τους κανόνες του RULES V3.3. Το ανοίγεις με διπλό κλικ (ή δεξί κλικ → Άνοιγμα με → Chrome/Edge, όχι σε προεπισκόπηση). Τρέχει μέσα στον browser και δεν στέλνει τίποτα στο διαδίκτυο.</w:t>
       </w:r>
     </w:p>
     <w:p>
